--- a/TravClan/Round3_Case Study.docx
+++ b/TravClan/Round3_Case Study.docx
@@ -98,6 +98,56 @@
           <w:lang w:val="en-US"/>
         </w:rPr>
         <w:t>5)</w:t>
+      </w:r>
+      <w:r>
+        <w:rPr>
+          <w:rFonts w:ascii="Aptos Narrow" w:hAnsi="Aptos Narrow"/>
+          <w:sz w:val="24"/>
+          <w:szCs w:val="24"/>
+          <w:lang w:val="en-US"/>
+        </w:rPr>
+        <w:br/>
+        <w:t>- Linear Eq</w:t>
+      </w:r>
+      <w:r>
+        <w:rPr>
+          <w:rFonts w:ascii="Aptos Narrow" w:hAnsi="Aptos Narrow"/>
+          <w:sz w:val="24"/>
+          <w:szCs w:val="24"/>
+          <w:lang w:val="en-US"/>
+        </w:rPr>
+        <w:br/>
+        <w:t>- Age Based Question</w:t>
+      </w:r>
+      <w:r>
+        <w:rPr>
+          <w:rFonts w:ascii="Aptos Narrow" w:hAnsi="Aptos Narrow"/>
+          <w:sz w:val="24"/>
+          <w:szCs w:val="24"/>
+          <w:lang w:val="en-US"/>
+        </w:rPr>
+        <w:br/>
+        <w:t>- Relationship</w:t>
+      </w:r>
+      <w:r>
+        <w:rPr>
+          <w:rFonts w:ascii="Aptos Narrow" w:hAnsi="Aptos Narrow"/>
+          <w:sz w:val="24"/>
+          <w:szCs w:val="24"/>
+          <w:lang w:val="en-US"/>
+        </w:rPr>
+        <w:br/>
+        <w:t>- Series: 3, 5, 8, 12, 17, __</w:t>
+      </w:r>
+      <w:r>
+        <w:rPr>
+          <w:rFonts w:ascii="Aptos Narrow" w:hAnsi="Aptos Narrow"/>
+          <w:sz w:val="24"/>
+          <w:szCs w:val="24"/>
+          <w:lang w:val="en-US"/>
+        </w:rPr>
+        <w:br/>
+        <w:t>- Direction based question</w:t>
       </w:r>
     </w:p>
     <w:p>
